--- a/companies/northgate-staffing/People/2020.11.27 - Onboarding - Mary Parker.docx
+++ b/companies/northgate-staffing/People/2020.11.27 - Onboarding - Mary Parker.docx
@@ -7,32 +7,65 @@
         <w:pStyle w:val="Heading1"/>
       </w:pPr>
       <w:r>
-        <w:t>Onboarding Record: Mary Parker</w:t>
+        <w:t>Welcome to Northgate, Mary</w:t>
       </w:r>
     </w:p>
     <w:p>
       <w:r>
-        <w:t>Prepared by Kelly Chavez, Managing Director. Retained in the employee file.</w:t>
+        <w:t>It is a genuine pleasure to have you with us. We keep a small tradition here. When someone joins the firm, one of us writes them a short note to mark the first week and to say, plainly, how we like to begin. So consider this one yours. We are glad you are here, Mary Parker, and we are confident the research bench is exactly where you belong.</w:t>
       </w:r>
     </w:p>
     <w:p>
       <w:r>
-        <w:t>Mary Parker starts with us this week as a Research Associate on the search bench. I want to say the unglamorous part first, because everyone here learns it eventually and I would rather she hear it from me: research is not the room where the search gets sold, it is the room where the search gets won or lost. The specification a client reads, the slate they argue over, the reason a particular name is on the page at all, all of it begins as somebody sitting down and reading carefully. That somebody is now, in part, Mary.</w:t>
+        <w:t>You come to us as a Research Associate, in our search practice, on the research bench that every assignment quietly leans on. Ours is a correspondence business by nature; the formal documents are only the scaffolding around a long thread of candidate conversations. What holds all of that upright is the research beneath it, and that is your ground now. Your work is to keep our candidate research honest: to cross-check the market maps, to test what a fast sourcing pass turns up, and to catch the one detail that a hurried first look slid past. A market map is only as good as the person willing to doubt it, and that person, from this week, is you.</w:t>
       </w:r>
     </w:p>
     <w:p>
       <w:r>
-        <w:t>She sits with the research team and reports to me on paper. Day to day she will take direction from whichever consultant owns the search in front of her, which means she will have three people asking for things at once and will have to decide which one is actually urgent. My guidance is to ask. Nobody here has ever been thought less of for asking a clarifying question up front, and we have all lost a week to the revision that a question would have prevented. If two consultants both insist their thing is urgent and cannot be talked out of it, that is not hers to referee. Send it to me.</w:t>
+        <w:t>You will report to Sandra Fuentes, our Principal, who runs the search practice day to day. She will set your first assignments and be your first call whenever a search raises a question. And there is one habit we ask you to carry from your very first day. We describe candidates by their current seat, never by their name, in anything that leaves the room. Discretion is not a courtesy in our line of work; it is the reason good people trust us enough to talk at all. You will have it by heart inside a week.</w:t>
       </w:r>
     </w:p>
     <w:p>
       <w:r>
-        <w:t>The first month is deliberately unbalanced toward reading. Mary Parker should work through the back catalog of position specifications and slate summaries before she drafts one, so that the firm's voice is in her ear rather than in a style guide. After that she picks up drafting on live work, one search at a time, with a consultant reading behind her. Laptop and file access are set up. She should expect to be in the room for client calls early, listening rather than presenting, because you cannot write a specification for a client you have never heard talk about the job.</w:t>
+        <w:t>A few things to get you settled in these first days:</w:t>
+      </w:r>
+    </w:p>
+    <w:p>
+      <w:pPr>
+        <w:pStyle w:val="ListBullet"/>
+      </w:pPr>
+      <w:r>
+        <w:t>Spend your opening days with the research team and walk the shared market maps together, so the tools feel like yours before the real work lands.</w:t>
+      </w:r>
+    </w:p>
+    <w:p>
+      <w:pPr>
+        <w:pStyle w:val="ListBullet"/>
+      </w:pPr>
+      <w:r>
+        <w:t>Sit in on a live search with Sandra, to see the shape of an assignment from the inside before one is your own.</w:t>
+      </w:r>
+    </w:p>
+    <w:p>
+      <w:pPr>
+        <w:pStyle w:val="ListBullet"/>
+      </w:pPr>
+      <w:r>
+        <w:t>Ask for the underlying files whenever a summary looks a shade too clean. That instinct is exactly the one we hired.</w:t>
       </w:r>
     </w:p>
     <w:p>
       <w:r>
-        <w:t>One rule she will not be reminded of twice, because it is the rule the firm is built on. Candidates are described by their seat, never by their name, in anything that circulates beyond the consultant running the search. A person who talks to us is taking a risk with their current employer, and our discretion is the only thing we can offer them that a larger firm cannot. It costs nothing to hold to and everything to break once. Welcome, Mary. I expect the specifications to read better within the quarter, and I have told the consultants to expect it too.</w:t>
+        <w:t>Here is your one first task, and it is a gentle one. Find me on your second morning and we will walk the current searches together, so you can see where your research is going to land. We tend to move quickly once someone is settled, so do not be surprised if the work finds you before the second week is out. Welcome aboard.</w:t>
+      </w:r>
+    </w:p>
+    <w:p>
+      <w:r>
+        <w:t>Warmly,</w:t>
+        <w:br/>
+        <w:t>Kelly Chavez</w:t>
+        <w:br/>
+        <w:t>Managing Director</w:t>
       </w:r>
     </w:p>
     <w:sectPr>

--- a/companies/northgate-staffing/People/2020.11.27 - Onboarding - Mary Parker.docx
+++ b/companies/northgate-staffing/People/2020.11.27 - Onboarding - Mary Parker.docx
@@ -7,27 +7,27 @@
         <w:pStyle w:val="Heading1"/>
       </w:pPr>
       <w:r>
-        <w:t>Welcome to Northgate, Mary</w:t>
+        <w:t>New this week: Mary Parker</w:t>
       </w:r>
     </w:p>
     <w:p>
       <w:r>
-        <w:t>It is a genuine pleasure to have you with us. We keep a small tradition here. When someone joins the firm, one of us writes them a short note to mark the first week and to say, plainly, how we like to begin. So consider this one yours. We are glad you are here, Mary Parker, and we are confident the research bench is exactly where you belong.</w:t>
+        <w:t>Mary Parker started with us this week as a Research Associate, and she is welcome. She comes from work where an answer had to be right before it was allowed to be interesting, and it shows in how she writes: short flat statements, numbered as often as not, and no more of them than the point requires.</w:t>
       </w:r>
     </w:p>
     <w:p>
       <w:r>
-        <w:t>You come to us as a Research Associate, in our search practice, on the research bench that every assignment quietly leans on. Ours is a correspondence business by nature; the formal documents are only the scaffolding around a long thread of candidate conversations. What holds all of that upright is the research beneath it, and that is your ground now. Your work is to keep our candidate research honest: to cross-check the market maps, to test what a fast sourcing pass turns up, and to catch the one detail that a hurried first look slid past. A market map is only as good as the person willing to doubt it, and that person, from this week, is you.</w:t>
+        <w:t>Her seat is verification, and it is the seat that keeps a slate defensible. Before a name reaches a client, somebody has to establish what that person actually owns today, how large the team really is, what the line they carry actually covers, and where the story a resume tells goes thin. Mary does that work and keeps what she has confirmed strictly apart from what she was told. The consultants will learn quickly that when her note hedges, the hedge is the finding, and that the right response is another question rather than a rounded-up sentence. She reports to Sandra Fuentes, Principal, and will take work from every consultant in the practice, so an early skill is saying what she can finish and by when.</w:t>
       </w:r>
     </w:p>
     <w:p>
       <w:r>
-        <w:t>You will report to Sandra Fuentes, our Principal, who runs the search practice day to day. She will set your first assignments and be your first call whenever a search raises a question. And there is one habit we ask you to carry from your very first day. We describe candidates by their current seat, never by their name, in anything that leaves the room. Discretion is not a courtesy in our line of work; it is the reason good people trust us enough to talk at all. You will have it by heart inside a week.</w:t>
+        <w:t>From outside the firm this can look like checking. It is closer to protecting the client and the candidate at the same time. A retained search is sold on the promise that the four or five people in front of a board have been assessed rather than merely admired, and a slate that has not been verified will eventually put a client in a room with a person whose job is smaller than the paper suggested. That conversation is expensive for everybody in it, and it is avoidable. Mary is one of the reasons we can avoid it.</w:t>
       </w:r>
     </w:p>
     <w:p>
       <w:r>
-        <w:t>A few things to get you settled in these first days:</w:t>
+        <w:t>Three standing rules for the first month:</w:t>
       </w:r>
     </w:p>
     <w:p>
@@ -35,7 +35,7 @@
         <w:pStyle w:val="ListBullet"/>
       </w:pPr>
       <w:r>
-        <w:t>Spend your opening days with the research team and walk the shared market maps together, so the tools feel like yours before the real work lands.</w:t>
+        <w:t>1. Confirmed and reported are two columns and they never merge. If a figure came from the candidate, the note says so in the same line.</w:t>
       </w:r>
     </w:p>
     <w:p>
@@ -43,7 +43,7 @@
         <w:pStyle w:val="ListBullet"/>
       </w:pPr>
       <w:r>
-        <w:t>Sit in on a live search with Sandra, to see the shape of an assignment from the inside before one is your own.</w:t>
+        <w:t>2. Nothing about a prospect travels outside the search file. Current role and sector will carry almost any sentence you need to write.</w:t>
       </w:r>
     </w:p>
     <w:p>
@@ -51,21 +51,12 @@
         <w:pStyle w:val="ListBullet"/>
       </w:pPr>
       <w:r>
-        <w:t>Ask for the underlying files whenever a summary looks a shade too clean. That instinct is exactly the one we hired.</w:t>
+        <w:t>3. If verification turns up something that changes the slate, it goes to the consultant carrying the search that day, not at the end of the week.</w:t>
       </w:r>
     </w:p>
     <w:p>
       <w:r>
-        <w:t>Here is your one first task, and it is a gentle one. Find me on your second morning and we will walk the current searches together, so you can see where your research is going to land. We tend to move quickly once someone is settled, so do not be surprised if the work finds you before the second week is out. Welcome aboard.</w:t>
-      </w:r>
-    </w:p>
-    <w:p>
-      <w:r>
-        <w:t>Warmly,</w:t>
-        <w:br/>
-        <w:t>Kelly Chavez</w:t>
-        <w:br/>
-        <w:t>Managing Director</w:t>
+        <w:t>Kelly Chavez will sit down with her inside the first fortnight on our written standards for describing a candidate, which are stricter than most people arrive with, and the short version is that we write as though the note will be read aloud to the client and the candidate both. Her first piece of work is the verification pass on an open file. Sandra Fuentes will hand it over Monday morning and wants her first questions back before that week closes.</w:t>
       </w:r>
     </w:p>
     <w:sectPr>
